--- a/frontend-app/public/documents/PIS_ICF_Hindi.docx
+++ b/frontend-app/public/documents/PIS_ICF_Hindi.docx
@@ -17680,43 +17680,264 @@
       </w:r>
       <w:r>
         <w:rPr>
-          <w:rFonts w:ascii="Aptos" w:eastAsia="Aptos" w:hAnsi="Aptos" w:cs="Aptos"/>
-          <w:color w:val="000000" w:themeColor="text1"/>
-          <w:sz w:val="22"/>
-          <w:szCs w:val="22"/>
-        </w:rPr>
-        <w:t xml:space="preserve"> </w:t>
-      </w:r>
-      <w:r>
-        <w:rPr>
-          <w:rFonts w:ascii="Aptos" w:eastAsia="Aptos" w:hAnsi="Aptos" w:cs="Mangal"/>
-          <w:color w:val="000000" w:themeColor="text1"/>
-          <w:sz w:val="22"/>
-          <w:szCs w:val="22"/>
-          <w:cs/>
-          <w:lang w:bidi="hi-IN"/>
-        </w:rPr>
-        <w:t>बेतरतीब</w:t>
-      </w:r>
-      <w:r>
-        <w:rPr>
-          <w:rFonts w:ascii="Aptos" w:eastAsia="Aptos" w:hAnsi="Aptos" w:cs="Aptos"/>
-          <w:color w:val="000000" w:themeColor="text1"/>
-          <w:sz w:val="22"/>
-          <w:szCs w:val="22"/>
-        </w:rPr>
-        <w:t xml:space="preserve"> </w:t>
-      </w:r>
-      <w:r>
-        <w:rPr>
-          <w:rFonts w:ascii="Aptos" w:eastAsia="Aptos" w:hAnsi="Aptos" w:cs="Mangal"/>
-          <w:color w:val="000000" w:themeColor="text1"/>
-          <w:sz w:val="22"/>
-          <w:szCs w:val="22"/>
-          <w:cs/>
-          <w:lang w:bidi="hi-IN"/>
-        </w:rPr>
-        <w:t>ढंग</w:t>
+          <w:rFonts w:ascii="Aptos" w:eastAsia="Aptos" w:hAnsi="Aptos" w:cs="Mangal"/>
+          <w:color w:val="000000" w:themeColor="text1"/>
+          <w:sz w:val="22"/>
+          <w:szCs w:val="22"/>
+          <w:lang w:bidi="hi-IN"/>
+        </w:rPr>
+        <w:t xml:space="preserve"> </w:t>
+      </w:r>
+      <w:r>
+        <w:rPr>
+          <w:rFonts w:ascii="Aptos" w:eastAsia="Aptos" w:hAnsi="Aptos" w:cs="Mangal"/>
+          <w:color w:val="000000" w:themeColor="text1"/>
+          <w:sz w:val="22"/>
+          <w:szCs w:val="22"/>
+          <w:cs/>
+        </w:rPr>
+        <w:t xml:space="preserve">बेतरतीब ढंग से चुने गए </w:t>
+      </w:r>
+      <w:r>
+        <w:rPr>
+          <w:rFonts w:ascii="Aptos" w:eastAsia="Aptos" w:hAnsi="Aptos" w:cs="Mangal"/>
+          <w:color w:val="000000" w:themeColor="text1"/>
+          <w:sz w:val="22"/>
+          <w:szCs w:val="22"/>
+          <w:lang w:bidi="hi-IN"/>
+        </w:rPr>
+        <w:t xml:space="preserve">25% </w:t>
+      </w:r>
+      <w:r>
+        <w:rPr>
+          <w:rFonts w:ascii="Aptos" w:eastAsia="Aptos" w:hAnsi="Aptos" w:cs="Mangal"/>
+          <w:color w:val="000000" w:themeColor="text1"/>
+          <w:sz w:val="22"/>
+          <w:szCs w:val="22"/>
+          <w:cs/>
+        </w:rPr>
+        <w:t xml:space="preserve">शिशुओं का एक सबसेट मासिक धर्म के बाद </w:t>
+      </w:r>
+      <w:r>
+        <w:rPr>
+          <w:rFonts w:ascii="Aptos" w:eastAsia="Aptos" w:hAnsi="Aptos" w:cs="Mangal"/>
+          <w:color w:val="000000" w:themeColor="text1"/>
+          <w:sz w:val="22"/>
+          <w:szCs w:val="22"/>
+          <w:lang w:bidi="hi-IN"/>
+        </w:rPr>
+        <w:t xml:space="preserve">40 </w:t>
+      </w:r>
+      <w:r>
+        <w:rPr>
+          <w:rFonts w:ascii="Aptos" w:eastAsia="Aptos" w:hAnsi="Aptos" w:cs="Mangal"/>
+          <w:color w:val="000000" w:themeColor="text1"/>
+          <w:sz w:val="22"/>
+          <w:szCs w:val="22"/>
+          <w:cs/>
+        </w:rPr>
+        <w:t xml:space="preserve">और </w:t>
+      </w:r>
+      <w:r>
+        <w:rPr>
+          <w:rFonts w:ascii="Aptos" w:eastAsia="Aptos" w:hAnsi="Aptos" w:cs="Mangal"/>
+          <w:color w:val="000000" w:themeColor="text1"/>
+          <w:sz w:val="22"/>
+          <w:szCs w:val="22"/>
+          <w:lang w:bidi="hi-IN"/>
+        </w:rPr>
+        <w:t xml:space="preserve">44 </w:t>
+      </w:r>
+      <w:r>
+        <w:rPr>
+          <w:rFonts w:ascii="Aptos" w:eastAsia="Aptos" w:hAnsi="Aptos" w:cs="Mangal"/>
+          <w:color w:val="000000" w:themeColor="text1"/>
+          <w:sz w:val="22"/>
+          <w:szCs w:val="22"/>
+          <w:cs/>
+        </w:rPr>
+        <w:t>सप्ताह की उम्र के बीच एमआरआई मस्तिष्क से गुजरना होगा।</w:t>
+      </w:r>
+      <w:r>
+        <w:rPr>
+          <w:rFonts w:ascii="Aptos" w:eastAsia="Aptos" w:hAnsi="Aptos" w:cs="Mangal"/>
+          <w:color w:val="000000" w:themeColor="text1"/>
+          <w:sz w:val="22"/>
+          <w:szCs w:val="22"/>
+          <w:lang w:bidi="hi-IN"/>
+        </w:rPr>
+        <w:t xml:space="preserve"> </w:t>
+      </w:r>
+      <w:r>
+        <w:rPr>
+          <w:rFonts w:ascii="Aptos" w:eastAsia="Aptos" w:hAnsi="Aptos" w:cs="Mangal"/>
+          <w:color w:val="000000" w:themeColor="text1"/>
+          <w:sz w:val="22"/>
+          <w:szCs w:val="22"/>
+          <w:cs/>
+          <w:lang w:bidi="hi-IN"/>
+        </w:rPr>
+        <w:t>इस</w:t>
+      </w:r>
+      <w:r>
+        <w:rPr>
+          <w:rFonts w:ascii="Aptos" w:eastAsia="Aptos" w:hAnsi="Aptos" w:cs="Aptos"/>
+          <w:color w:val="000000" w:themeColor="text1"/>
+          <w:sz w:val="22"/>
+          <w:szCs w:val="22"/>
+        </w:rPr>
+        <w:t xml:space="preserve"> </w:t>
+      </w:r>
+      <w:r>
+        <w:rPr>
+          <w:rFonts w:ascii="Aptos" w:eastAsia="Aptos" w:hAnsi="Aptos" w:cs="Mangal"/>
+          <w:color w:val="000000" w:themeColor="text1"/>
+          <w:sz w:val="22"/>
+          <w:szCs w:val="22"/>
+          <w:cs/>
+          <w:lang w:bidi="hi-IN"/>
+        </w:rPr>
+        <w:t>जांच</w:t>
+      </w:r>
+      <w:r>
+        <w:rPr>
+          <w:rFonts w:ascii="Aptos" w:eastAsia="Aptos" w:hAnsi="Aptos" w:cs="Aptos"/>
+          <w:color w:val="000000" w:themeColor="text1"/>
+          <w:sz w:val="22"/>
+          <w:szCs w:val="22"/>
+        </w:rPr>
+        <w:t xml:space="preserve"> </w:t>
+      </w:r>
+      <w:r>
+        <w:rPr>
+          <w:rFonts w:ascii="Aptos" w:eastAsia="Aptos" w:hAnsi="Aptos" w:cs="Mangal"/>
+          <w:color w:val="000000" w:themeColor="text1"/>
+          <w:sz w:val="22"/>
+          <w:szCs w:val="22"/>
+          <w:cs/>
+          <w:lang w:bidi="hi-IN"/>
+        </w:rPr>
+        <w:t>के</w:t>
+      </w:r>
+      <w:r>
+        <w:rPr>
+          <w:rFonts w:ascii="Aptos" w:eastAsia="Aptos" w:hAnsi="Aptos" w:cs="Aptos"/>
+          <w:color w:val="000000" w:themeColor="text1"/>
+          <w:sz w:val="22"/>
+          <w:szCs w:val="22"/>
+        </w:rPr>
+        <w:t xml:space="preserve"> </w:t>
+      </w:r>
+      <w:r>
+        <w:rPr>
+          <w:rFonts w:ascii="Aptos" w:eastAsia="Aptos" w:hAnsi="Aptos" w:cs="Mangal"/>
+          <w:color w:val="000000" w:themeColor="text1"/>
+          <w:sz w:val="22"/>
+          <w:szCs w:val="22"/>
+          <w:cs/>
+          <w:lang w:bidi="hi-IN"/>
+        </w:rPr>
+        <w:t>लिए</w:t>
+      </w:r>
+      <w:r>
+        <w:rPr>
+          <w:rFonts w:ascii="Aptos" w:eastAsia="Aptos" w:hAnsi="Aptos" w:cs="Aptos"/>
+          <w:color w:val="000000" w:themeColor="text1"/>
+          <w:sz w:val="22"/>
+          <w:szCs w:val="22"/>
+        </w:rPr>
+        <w:t xml:space="preserve"> </w:t>
+      </w:r>
+      <w:r>
+        <w:rPr>
+          <w:rFonts w:ascii="Aptos" w:eastAsia="Aptos" w:hAnsi="Aptos" w:cs="Mangal"/>
+          <w:color w:val="000000" w:themeColor="text1"/>
+          <w:sz w:val="22"/>
+          <w:szCs w:val="22"/>
+          <w:cs/>
+          <w:lang w:bidi="hi-IN"/>
+        </w:rPr>
+        <w:t>शिशुओं</w:t>
+      </w:r>
+      <w:r>
+        <w:rPr>
+          <w:rFonts w:ascii="Aptos" w:eastAsia="Aptos" w:hAnsi="Aptos" w:cs="Aptos"/>
+          <w:color w:val="000000" w:themeColor="text1"/>
+          <w:sz w:val="22"/>
+          <w:szCs w:val="22"/>
+        </w:rPr>
+        <w:t xml:space="preserve"> </w:t>
+      </w:r>
+      <w:r>
+        <w:rPr>
+          <w:rFonts w:ascii="Aptos" w:eastAsia="Aptos" w:hAnsi="Aptos" w:cs="Mangal"/>
+          <w:color w:val="000000" w:themeColor="text1"/>
+          <w:sz w:val="22"/>
+          <w:szCs w:val="22"/>
+          <w:cs/>
+          <w:lang w:bidi="hi-IN"/>
+        </w:rPr>
+        <w:t>का</w:t>
+      </w:r>
+      <w:r>
+        <w:rPr>
+          <w:rFonts w:ascii="Aptos" w:eastAsia="Aptos" w:hAnsi="Aptos" w:cs="Aptos"/>
+          <w:color w:val="000000" w:themeColor="text1"/>
+          <w:sz w:val="22"/>
+          <w:szCs w:val="22"/>
+        </w:rPr>
+        <w:t xml:space="preserve"> </w:t>
+      </w:r>
+      <w:r>
+        <w:rPr>
+          <w:rFonts w:ascii="Aptos" w:eastAsia="Aptos" w:hAnsi="Aptos" w:cs="Mangal"/>
+          <w:color w:val="000000" w:themeColor="text1"/>
+          <w:sz w:val="22"/>
+          <w:szCs w:val="22"/>
+          <w:cs/>
+          <w:lang w:bidi="hi-IN"/>
+        </w:rPr>
+        <w:t>चयन</w:t>
+      </w:r>
+      <w:r>
+        <w:rPr>
+          <w:rFonts w:ascii="Aptos" w:eastAsia="Aptos" w:hAnsi="Aptos" w:cs="Aptos"/>
+          <w:color w:val="000000" w:themeColor="text1"/>
+          <w:sz w:val="22"/>
+          <w:szCs w:val="22"/>
+        </w:rPr>
+        <w:t xml:space="preserve"> </w:t>
+      </w:r>
+      <w:r>
+        <w:rPr>
+          <w:rFonts w:ascii="Aptos" w:eastAsia="Aptos" w:hAnsi="Aptos" w:cs="Mangal"/>
+          <w:color w:val="000000" w:themeColor="text1"/>
+          <w:sz w:val="22"/>
+          <w:szCs w:val="22"/>
+          <w:cs/>
+          <w:lang w:bidi="hi-IN"/>
+        </w:rPr>
+        <w:t>यादृच्छिक</w:t>
+      </w:r>
+      <w:r>
+        <w:rPr>
+          <w:rFonts w:ascii="Aptos" w:eastAsia="Aptos" w:hAnsi="Aptos" w:cs="Aptos"/>
+          <w:color w:val="000000" w:themeColor="text1"/>
+          <w:sz w:val="22"/>
+          <w:szCs w:val="22"/>
+        </w:rPr>
+        <w:t xml:space="preserve"> </w:t>
+      </w:r>
+      <w:r>
+        <w:rPr>
+          <w:rFonts w:ascii="Aptos" w:eastAsia="Aptos" w:hAnsi="Aptos" w:cs="Mangal"/>
+          <w:color w:val="000000" w:themeColor="text1"/>
+          <w:sz w:val="22"/>
+          <w:szCs w:val="22"/>
+          <w:cs/>
+          <w:lang w:bidi="hi-IN"/>
+        </w:rPr>
+        <w:t>रूप</w:t>
       </w:r>
       <w:r>
         <w:rPr>
@@ -17756,67 +17977,67 @@
           <w:cs/>
           <w:lang w:bidi="hi-IN"/>
         </w:rPr>
-        <w:t>चुने</w:t>
-      </w:r>
-      <w:r>
-        <w:rPr>
-          <w:rFonts w:ascii="Aptos" w:eastAsia="Aptos" w:hAnsi="Aptos" w:cs="Aptos"/>
-          <w:color w:val="000000" w:themeColor="text1"/>
-          <w:sz w:val="22"/>
-          <w:szCs w:val="22"/>
-        </w:rPr>
-        <w:t xml:space="preserve"> </w:t>
-      </w:r>
-      <w:r>
-        <w:rPr>
-          <w:rFonts w:ascii="Aptos" w:eastAsia="Aptos" w:hAnsi="Aptos" w:cs="Mangal"/>
-          <w:color w:val="000000" w:themeColor="text1"/>
-          <w:sz w:val="22"/>
-          <w:szCs w:val="22"/>
-          <w:cs/>
-          <w:lang w:bidi="hi-IN"/>
-        </w:rPr>
-        <w:t>गए</w:t>
-      </w:r>
-      <w:r>
-        <w:rPr>
-          <w:rFonts w:ascii="Aptos" w:eastAsia="Aptos" w:hAnsi="Aptos" w:cs="Aptos"/>
-          <w:color w:val="000000" w:themeColor="text1"/>
-          <w:sz w:val="22"/>
-          <w:szCs w:val="22"/>
-        </w:rPr>
-        <w:t xml:space="preserve"> 25% </w:t>
-      </w:r>
-      <w:r>
-        <w:rPr>
-          <w:rFonts w:ascii="Aptos" w:eastAsia="Aptos" w:hAnsi="Aptos" w:cs="Mangal"/>
-          <w:color w:val="000000" w:themeColor="text1"/>
-          <w:sz w:val="22"/>
-          <w:szCs w:val="22"/>
-          <w:cs/>
-          <w:lang w:bidi="hi-IN"/>
-        </w:rPr>
-        <w:t>शिशुओं</w:t>
-      </w:r>
-      <w:r>
-        <w:rPr>
-          <w:rFonts w:ascii="Aptos" w:eastAsia="Aptos" w:hAnsi="Aptos" w:cs="Aptos"/>
-          <w:color w:val="000000" w:themeColor="text1"/>
-          <w:sz w:val="22"/>
-          <w:szCs w:val="22"/>
-        </w:rPr>
-        <w:t xml:space="preserve"> </w:t>
-      </w:r>
-      <w:r>
-        <w:rPr>
-          <w:rFonts w:ascii="Aptos" w:eastAsia="Aptos" w:hAnsi="Aptos" w:cs="Mangal"/>
-          <w:color w:val="000000" w:themeColor="text1"/>
-          <w:sz w:val="22"/>
-          <w:szCs w:val="22"/>
-          <w:cs/>
-          <w:lang w:bidi="hi-IN"/>
-        </w:rPr>
-        <w:t>का</w:t>
+        <w:t>किया</w:t>
+      </w:r>
+      <w:r>
+        <w:rPr>
+          <w:rFonts w:ascii="Aptos" w:eastAsia="Aptos" w:hAnsi="Aptos" w:cs="Aptos"/>
+          <w:color w:val="000000" w:themeColor="text1"/>
+          <w:sz w:val="22"/>
+          <w:szCs w:val="22"/>
+        </w:rPr>
+        <w:t xml:space="preserve"> </w:t>
+      </w:r>
+      <w:r>
+        <w:rPr>
+          <w:rFonts w:ascii="Aptos" w:eastAsia="Aptos" w:hAnsi="Aptos" w:cs="Mangal"/>
+          <w:color w:val="000000" w:themeColor="text1"/>
+          <w:sz w:val="22"/>
+          <w:szCs w:val="22"/>
+          <w:cs/>
+          <w:lang w:bidi="hi-IN"/>
+        </w:rPr>
+        <w:t>जाएगा।</w:t>
+      </w:r>
+      <w:r>
+        <w:rPr>
+          <w:rFonts w:ascii="Aptos" w:eastAsia="Aptos" w:hAnsi="Aptos" w:cs="Aptos"/>
+          <w:color w:val="000000" w:themeColor="text1"/>
+          <w:sz w:val="22"/>
+          <w:szCs w:val="22"/>
+        </w:rPr>
+        <w:t xml:space="preserve"> </w:t>
+      </w:r>
+      <w:r>
+        <w:rPr>
+          <w:rFonts w:ascii="Aptos" w:eastAsia="Aptos" w:hAnsi="Aptos" w:cs="Mangal"/>
+          <w:color w:val="000000" w:themeColor="text1"/>
+          <w:sz w:val="22"/>
+          <w:szCs w:val="22"/>
+          <w:cs/>
+          <w:lang w:bidi="hi-IN"/>
+        </w:rPr>
+        <w:t>एमआरआई</w:t>
+      </w:r>
+      <w:r>
+        <w:rPr>
+          <w:rFonts w:ascii="Aptos" w:eastAsia="Aptos" w:hAnsi="Aptos" w:cs="Aptos"/>
+          <w:color w:val="000000" w:themeColor="text1"/>
+          <w:sz w:val="22"/>
+          <w:szCs w:val="22"/>
+        </w:rPr>
+        <w:t xml:space="preserve"> </w:t>
+      </w:r>
+      <w:r>
+        <w:rPr>
+          <w:rFonts w:ascii="Aptos" w:eastAsia="Aptos" w:hAnsi="Aptos" w:cs="Mangal"/>
+          <w:color w:val="000000" w:themeColor="text1"/>
+          <w:sz w:val="22"/>
+          <w:szCs w:val="22"/>
+          <w:cs/>
+          <w:lang w:bidi="hi-IN"/>
+        </w:rPr>
+        <w:t>मस्तिष्क</w:t>
       </w:r>
       <w:r>
         <w:rPr>
@@ -17856,367 +18077,27 @@
           <w:cs/>
           <w:lang w:bidi="hi-IN"/>
         </w:rPr>
-        <w:t>सबसेट</w:t>
-      </w:r>
-      <w:r>
-        <w:rPr>
-          <w:rFonts w:ascii="Aptos" w:eastAsia="Aptos" w:hAnsi="Aptos" w:cs="Aptos"/>
-          <w:color w:val="000000" w:themeColor="text1"/>
-          <w:sz w:val="22"/>
-          <w:szCs w:val="22"/>
-        </w:rPr>
-        <w:t xml:space="preserve"> </w:t>
-      </w:r>
-      <w:r>
-        <w:rPr>
-          <w:rFonts w:ascii="Aptos" w:eastAsia="Aptos" w:hAnsi="Aptos" w:cs="Mangal"/>
-          <w:color w:val="000000" w:themeColor="text1"/>
-          <w:sz w:val="22"/>
-          <w:szCs w:val="22"/>
-          <w:cs/>
-          <w:lang w:bidi="hi-IN"/>
-        </w:rPr>
-        <w:t>डिस्चार्ज</w:t>
-      </w:r>
-      <w:r>
-        <w:rPr>
-          <w:rFonts w:ascii="Aptos" w:eastAsia="Aptos" w:hAnsi="Aptos" w:cs="Aptos"/>
-          <w:color w:val="000000" w:themeColor="text1"/>
-          <w:sz w:val="22"/>
-          <w:szCs w:val="22"/>
-        </w:rPr>
-        <w:t xml:space="preserve"> </w:t>
-      </w:r>
-      <w:r>
-        <w:rPr>
-          <w:rFonts w:ascii="Aptos" w:eastAsia="Aptos" w:hAnsi="Aptos" w:cs="Mangal"/>
-          <w:color w:val="000000" w:themeColor="text1"/>
-          <w:sz w:val="22"/>
-          <w:szCs w:val="22"/>
-          <w:cs/>
-          <w:lang w:bidi="hi-IN"/>
-        </w:rPr>
-        <w:t>के</w:t>
-      </w:r>
-      <w:r>
-        <w:rPr>
-          <w:rFonts w:ascii="Aptos" w:eastAsia="Aptos" w:hAnsi="Aptos" w:cs="Aptos"/>
-          <w:color w:val="000000" w:themeColor="text1"/>
-          <w:sz w:val="22"/>
-          <w:szCs w:val="22"/>
-        </w:rPr>
-        <w:t xml:space="preserve"> </w:t>
-      </w:r>
-      <w:r>
-        <w:rPr>
-          <w:rFonts w:ascii="Aptos" w:eastAsia="Aptos" w:hAnsi="Aptos" w:cs="Mangal"/>
-          <w:color w:val="000000" w:themeColor="text1"/>
-          <w:sz w:val="22"/>
-          <w:szCs w:val="22"/>
-          <w:cs/>
-          <w:lang w:bidi="hi-IN"/>
-        </w:rPr>
-        <w:t>समय</w:t>
-      </w:r>
-      <w:r>
-        <w:rPr>
-          <w:rFonts w:ascii="Aptos" w:eastAsia="Aptos" w:hAnsi="Aptos" w:cs="Aptos"/>
-          <w:color w:val="000000" w:themeColor="text1"/>
-          <w:sz w:val="22"/>
-          <w:szCs w:val="22"/>
-        </w:rPr>
-        <w:t xml:space="preserve"> </w:t>
-      </w:r>
-      <w:r>
-        <w:rPr>
-          <w:rFonts w:ascii="Aptos" w:eastAsia="Aptos" w:hAnsi="Aptos" w:cs="Mangal"/>
-          <w:color w:val="000000" w:themeColor="text1"/>
-          <w:sz w:val="22"/>
-          <w:szCs w:val="22"/>
-          <w:cs/>
-          <w:lang w:bidi="hi-IN"/>
-        </w:rPr>
-        <w:t>या</w:t>
-      </w:r>
-      <w:r>
-        <w:rPr>
-          <w:rFonts w:ascii="Aptos" w:eastAsia="Aptos" w:hAnsi="Aptos" w:cs="Aptos"/>
-          <w:color w:val="000000" w:themeColor="text1"/>
-          <w:sz w:val="22"/>
-          <w:szCs w:val="22"/>
-        </w:rPr>
-        <w:t xml:space="preserve"> </w:t>
-      </w:r>
-      <w:r>
-        <w:rPr>
-          <w:rFonts w:ascii="Aptos" w:eastAsia="Aptos" w:hAnsi="Aptos" w:cs="Mangal"/>
-          <w:color w:val="000000" w:themeColor="text1"/>
-          <w:sz w:val="22"/>
-          <w:szCs w:val="22"/>
-          <w:cs/>
-          <w:lang w:bidi="hi-IN"/>
-        </w:rPr>
-        <w:t>मासिक</w:t>
-      </w:r>
-      <w:r>
-        <w:rPr>
-          <w:rFonts w:ascii="Aptos" w:eastAsia="Aptos" w:hAnsi="Aptos" w:cs="Aptos"/>
-          <w:color w:val="000000" w:themeColor="text1"/>
-          <w:sz w:val="22"/>
-          <w:szCs w:val="22"/>
-        </w:rPr>
-        <w:t xml:space="preserve"> </w:t>
-      </w:r>
-      <w:r>
-        <w:rPr>
-          <w:rFonts w:ascii="Aptos" w:eastAsia="Aptos" w:hAnsi="Aptos" w:cs="Mangal"/>
-          <w:color w:val="000000" w:themeColor="text1"/>
-          <w:sz w:val="22"/>
-          <w:szCs w:val="22"/>
-          <w:cs/>
-          <w:lang w:bidi="hi-IN"/>
-        </w:rPr>
-        <w:t>धर्म</w:t>
-      </w:r>
-      <w:r>
-        <w:rPr>
-          <w:rFonts w:ascii="Aptos" w:eastAsia="Aptos" w:hAnsi="Aptos" w:cs="Aptos"/>
-          <w:color w:val="000000" w:themeColor="text1"/>
-          <w:sz w:val="22"/>
-          <w:szCs w:val="22"/>
-        </w:rPr>
-        <w:t xml:space="preserve"> </w:t>
-      </w:r>
-      <w:r>
-        <w:rPr>
-          <w:rFonts w:ascii="Aptos" w:eastAsia="Aptos" w:hAnsi="Aptos" w:cs="Mangal"/>
-          <w:color w:val="000000" w:themeColor="text1"/>
-          <w:sz w:val="22"/>
-          <w:szCs w:val="22"/>
-          <w:cs/>
-          <w:lang w:bidi="hi-IN"/>
-        </w:rPr>
-        <w:t>के</w:t>
-      </w:r>
-      <w:r>
-        <w:rPr>
-          <w:rFonts w:ascii="Aptos" w:eastAsia="Aptos" w:hAnsi="Aptos" w:cs="Aptos"/>
-          <w:color w:val="000000" w:themeColor="text1"/>
-          <w:sz w:val="22"/>
-          <w:szCs w:val="22"/>
-        </w:rPr>
-        <w:t xml:space="preserve"> </w:t>
-      </w:r>
-      <w:r>
-        <w:rPr>
-          <w:rFonts w:ascii="Aptos" w:eastAsia="Aptos" w:hAnsi="Aptos" w:cs="Mangal"/>
-          <w:color w:val="000000" w:themeColor="text1"/>
-          <w:sz w:val="22"/>
-          <w:szCs w:val="22"/>
-          <w:cs/>
-          <w:lang w:bidi="hi-IN"/>
-        </w:rPr>
-        <w:t>बाद</w:t>
-      </w:r>
-      <w:r>
-        <w:rPr>
-          <w:rFonts w:ascii="Aptos" w:eastAsia="Aptos" w:hAnsi="Aptos" w:cs="Aptos"/>
-          <w:color w:val="000000" w:themeColor="text1"/>
-          <w:sz w:val="22"/>
-          <w:szCs w:val="22"/>
-        </w:rPr>
-        <w:t xml:space="preserve"> 44 </w:t>
-      </w:r>
-      <w:r>
-        <w:rPr>
-          <w:rFonts w:ascii="Aptos" w:eastAsia="Aptos" w:hAnsi="Aptos" w:cs="Mangal"/>
-          <w:color w:val="000000" w:themeColor="text1"/>
-          <w:sz w:val="22"/>
-          <w:szCs w:val="22"/>
-          <w:cs/>
-          <w:lang w:bidi="hi-IN"/>
-        </w:rPr>
-        <w:t>सप्ताह</w:t>
-      </w:r>
-      <w:r>
-        <w:rPr>
-          <w:rFonts w:ascii="Aptos" w:eastAsia="Aptos" w:hAnsi="Aptos" w:cs="Aptos"/>
-          <w:color w:val="000000" w:themeColor="text1"/>
-          <w:sz w:val="22"/>
-          <w:szCs w:val="22"/>
-        </w:rPr>
-        <w:t xml:space="preserve"> </w:t>
-      </w:r>
-      <w:r>
-        <w:rPr>
-          <w:rFonts w:ascii="Aptos" w:eastAsia="Aptos" w:hAnsi="Aptos" w:cs="Mangal"/>
-          <w:color w:val="000000" w:themeColor="text1"/>
-          <w:sz w:val="22"/>
-          <w:szCs w:val="22"/>
-          <w:cs/>
-          <w:lang w:bidi="hi-IN"/>
-        </w:rPr>
-        <w:t>की</w:t>
-      </w:r>
-      <w:r>
-        <w:rPr>
-          <w:rFonts w:ascii="Aptos" w:eastAsia="Aptos" w:hAnsi="Aptos" w:cs="Aptos"/>
-          <w:color w:val="000000" w:themeColor="text1"/>
-          <w:sz w:val="22"/>
-          <w:szCs w:val="22"/>
-        </w:rPr>
-        <w:t xml:space="preserve"> </w:t>
-      </w:r>
-      <w:r>
-        <w:rPr>
-          <w:rFonts w:ascii="Aptos" w:eastAsia="Aptos" w:hAnsi="Aptos" w:cs="Mangal"/>
-          <w:color w:val="000000" w:themeColor="text1"/>
-          <w:sz w:val="22"/>
-          <w:szCs w:val="22"/>
-          <w:cs/>
-          <w:lang w:bidi="hi-IN"/>
-        </w:rPr>
-        <w:t>उम्र</w:t>
-      </w:r>
-      <w:r>
-        <w:rPr>
-          <w:rFonts w:ascii="Aptos" w:eastAsia="Aptos" w:hAnsi="Aptos" w:cs="Aptos"/>
-          <w:color w:val="000000" w:themeColor="text1"/>
-          <w:sz w:val="22"/>
-          <w:szCs w:val="22"/>
-        </w:rPr>
-        <w:t xml:space="preserve"> </w:t>
-      </w:r>
-      <w:r>
-        <w:rPr>
-          <w:rFonts w:ascii="Aptos" w:eastAsia="Aptos" w:hAnsi="Aptos" w:cs="Mangal"/>
-          <w:color w:val="000000" w:themeColor="text1"/>
-          <w:sz w:val="22"/>
-          <w:szCs w:val="22"/>
-          <w:cs/>
-          <w:lang w:bidi="hi-IN"/>
-        </w:rPr>
-        <w:t>में</w:t>
-      </w:r>
-      <w:r>
-        <w:rPr>
-          <w:rFonts w:ascii="Aptos" w:eastAsia="Aptos" w:hAnsi="Aptos" w:cs="Aptos"/>
-          <w:color w:val="000000" w:themeColor="text1"/>
-          <w:sz w:val="22"/>
-          <w:szCs w:val="22"/>
-        </w:rPr>
-        <w:t xml:space="preserve"> </w:t>
-      </w:r>
-      <w:r>
-        <w:rPr>
-          <w:rFonts w:ascii="Aptos" w:eastAsia="Aptos" w:hAnsi="Aptos" w:cs="Mangal"/>
-          <w:color w:val="000000" w:themeColor="text1"/>
-          <w:sz w:val="22"/>
-          <w:szCs w:val="22"/>
-          <w:cs/>
-          <w:lang w:bidi="hi-IN"/>
-        </w:rPr>
-        <w:t>एमआरआई</w:t>
-      </w:r>
-      <w:r>
-        <w:rPr>
-          <w:rFonts w:ascii="Aptos" w:eastAsia="Aptos" w:hAnsi="Aptos" w:cs="Aptos"/>
-          <w:color w:val="000000" w:themeColor="text1"/>
-          <w:sz w:val="22"/>
-          <w:szCs w:val="22"/>
-        </w:rPr>
-        <w:t xml:space="preserve"> </w:t>
-      </w:r>
-      <w:r>
-        <w:rPr>
-          <w:rFonts w:ascii="Aptos" w:eastAsia="Aptos" w:hAnsi="Aptos" w:cs="Mangal"/>
-          <w:color w:val="000000" w:themeColor="text1"/>
-          <w:sz w:val="22"/>
-          <w:szCs w:val="22"/>
-          <w:cs/>
-          <w:lang w:bidi="hi-IN"/>
-        </w:rPr>
-        <w:t>मस्तिष्क</w:t>
-      </w:r>
-      <w:r>
-        <w:rPr>
-          <w:rFonts w:ascii="Aptos" w:eastAsia="Aptos" w:hAnsi="Aptos" w:cs="Aptos"/>
-          <w:color w:val="000000" w:themeColor="text1"/>
-          <w:sz w:val="22"/>
-          <w:szCs w:val="22"/>
-        </w:rPr>
-        <w:t xml:space="preserve"> </w:t>
-      </w:r>
-      <w:r>
-        <w:rPr>
-          <w:rFonts w:ascii="Aptos" w:eastAsia="Aptos" w:hAnsi="Aptos" w:cs="Mangal"/>
-          <w:color w:val="000000" w:themeColor="text1"/>
-          <w:sz w:val="22"/>
-          <w:szCs w:val="22"/>
-          <w:cs/>
-          <w:lang w:bidi="hi-IN"/>
-        </w:rPr>
-        <w:t>से</w:t>
-      </w:r>
-      <w:r>
-        <w:rPr>
-          <w:rFonts w:ascii="Aptos" w:eastAsia="Aptos" w:hAnsi="Aptos" w:cs="Aptos"/>
-          <w:color w:val="000000" w:themeColor="text1"/>
-          <w:sz w:val="22"/>
-          <w:szCs w:val="22"/>
-        </w:rPr>
-        <w:t xml:space="preserve"> </w:t>
-      </w:r>
-      <w:r>
-        <w:rPr>
-          <w:rFonts w:ascii="Aptos" w:eastAsia="Aptos" w:hAnsi="Aptos" w:cs="Mangal"/>
-          <w:color w:val="000000" w:themeColor="text1"/>
-          <w:sz w:val="22"/>
-          <w:szCs w:val="22"/>
-          <w:cs/>
-          <w:lang w:bidi="hi-IN"/>
-        </w:rPr>
-        <w:t>गुजरना</w:t>
-      </w:r>
-      <w:r>
-        <w:rPr>
-          <w:rFonts w:ascii="Aptos" w:eastAsia="Aptos" w:hAnsi="Aptos" w:cs="Aptos"/>
-          <w:color w:val="000000" w:themeColor="text1"/>
-          <w:sz w:val="22"/>
-          <w:szCs w:val="22"/>
-        </w:rPr>
-        <w:t xml:space="preserve"> </w:t>
-      </w:r>
-      <w:r>
-        <w:rPr>
-          <w:rFonts w:ascii="Aptos" w:eastAsia="Aptos" w:hAnsi="Aptos" w:cs="Mangal"/>
-          <w:color w:val="000000" w:themeColor="text1"/>
-          <w:sz w:val="22"/>
-          <w:szCs w:val="22"/>
-          <w:cs/>
-          <w:lang w:bidi="hi-IN"/>
-        </w:rPr>
-        <w:t>होगा।</w:t>
-      </w:r>
-      <w:r>
-        <w:rPr>
-          <w:rFonts w:ascii="Aptos" w:eastAsia="Aptos" w:hAnsi="Aptos" w:cs="Aptos"/>
-          <w:color w:val="000000" w:themeColor="text1"/>
-          <w:sz w:val="22"/>
-          <w:szCs w:val="22"/>
-        </w:rPr>
-        <w:t xml:space="preserve"> </w:t>
-      </w:r>
-      <w:r>
-        <w:rPr>
-          <w:rFonts w:ascii="Aptos" w:eastAsia="Aptos" w:hAnsi="Aptos" w:cs="Mangal"/>
-          <w:color w:val="000000" w:themeColor="text1"/>
-          <w:sz w:val="22"/>
-          <w:szCs w:val="22"/>
-          <w:cs/>
-          <w:lang w:bidi="hi-IN"/>
-        </w:rPr>
-        <w:t>इस</w:t>
+        <w:t>अपेक्षाकृत</w:t>
+      </w:r>
+      <w:r>
+        <w:rPr>
+          <w:rFonts w:ascii="Aptos" w:eastAsia="Aptos" w:hAnsi="Aptos" w:cs="Aptos"/>
+          <w:color w:val="000000" w:themeColor="text1"/>
+          <w:sz w:val="22"/>
+          <w:szCs w:val="22"/>
+        </w:rPr>
+        <w:t xml:space="preserve"> </w:t>
+      </w:r>
+      <w:r>
+        <w:rPr>
+          <w:rFonts w:ascii="Aptos" w:eastAsia="Aptos" w:hAnsi="Aptos" w:cs="Mangal"/>
+          <w:color w:val="000000" w:themeColor="text1"/>
+          <w:sz w:val="22"/>
+          <w:szCs w:val="22"/>
+          <w:cs/>
+          <w:lang w:bidi="hi-IN"/>
+        </w:rPr>
+        <w:t>सुरक्षित</w:t>
       </w:r>
       <w:r>
         <w:rPr>
@@ -18256,326 +18137,6 @@
           <w:cs/>
           <w:lang w:bidi="hi-IN"/>
         </w:rPr>
-        <w:t>के</w:t>
-      </w:r>
-      <w:r>
-        <w:rPr>
-          <w:rFonts w:ascii="Aptos" w:eastAsia="Aptos" w:hAnsi="Aptos" w:cs="Aptos"/>
-          <w:color w:val="000000" w:themeColor="text1"/>
-          <w:sz w:val="22"/>
-          <w:szCs w:val="22"/>
-        </w:rPr>
-        <w:t xml:space="preserve"> </w:t>
-      </w:r>
-      <w:r>
-        <w:rPr>
-          <w:rFonts w:ascii="Aptos" w:eastAsia="Aptos" w:hAnsi="Aptos" w:cs="Mangal"/>
-          <w:color w:val="000000" w:themeColor="text1"/>
-          <w:sz w:val="22"/>
-          <w:szCs w:val="22"/>
-          <w:cs/>
-          <w:lang w:bidi="hi-IN"/>
-        </w:rPr>
-        <w:t>लिए</w:t>
-      </w:r>
-      <w:r>
-        <w:rPr>
-          <w:rFonts w:ascii="Aptos" w:eastAsia="Aptos" w:hAnsi="Aptos" w:cs="Aptos"/>
-          <w:color w:val="000000" w:themeColor="text1"/>
-          <w:sz w:val="22"/>
-          <w:szCs w:val="22"/>
-        </w:rPr>
-        <w:t xml:space="preserve"> </w:t>
-      </w:r>
-      <w:r>
-        <w:rPr>
-          <w:rFonts w:ascii="Aptos" w:eastAsia="Aptos" w:hAnsi="Aptos" w:cs="Mangal"/>
-          <w:color w:val="000000" w:themeColor="text1"/>
-          <w:sz w:val="22"/>
-          <w:szCs w:val="22"/>
-          <w:cs/>
-          <w:lang w:bidi="hi-IN"/>
-        </w:rPr>
-        <w:t>शिशुओं</w:t>
-      </w:r>
-      <w:r>
-        <w:rPr>
-          <w:rFonts w:ascii="Aptos" w:eastAsia="Aptos" w:hAnsi="Aptos" w:cs="Aptos"/>
-          <w:color w:val="000000" w:themeColor="text1"/>
-          <w:sz w:val="22"/>
-          <w:szCs w:val="22"/>
-        </w:rPr>
-        <w:t xml:space="preserve"> </w:t>
-      </w:r>
-      <w:r>
-        <w:rPr>
-          <w:rFonts w:ascii="Aptos" w:eastAsia="Aptos" w:hAnsi="Aptos" w:cs="Mangal"/>
-          <w:color w:val="000000" w:themeColor="text1"/>
-          <w:sz w:val="22"/>
-          <w:szCs w:val="22"/>
-          <w:cs/>
-          <w:lang w:bidi="hi-IN"/>
-        </w:rPr>
-        <w:t>का</w:t>
-      </w:r>
-      <w:r>
-        <w:rPr>
-          <w:rFonts w:ascii="Aptos" w:eastAsia="Aptos" w:hAnsi="Aptos" w:cs="Aptos"/>
-          <w:color w:val="000000" w:themeColor="text1"/>
-          <w:sz w:val="22"/>
-          <w:szCs w:val="22"/>
-        </w:rPr>
-        <w:t xml:space="preserve"> </w:t>
-      </w:r>
-      <w:r>
-        <w:rPr>
-          <w:rFonts w:ascii="Aptos" w:eastAsia="Aptos" w:hAnsi="Aptos" w:cs="Mangal"/>
-          <w:color w:val="000000" w:themeColor="text1"/>
-          <w:sz w:val="22"/>
-          <w:szCs w:val="22"/>
-          <w:cs/>
-          <w:lang w:bidi="hi-IN"/>
-        </w:rPr>
-        <w:t>चयन</w:t>
-      </w:r>
-      <w:r>
-        <w:rPr>
-          <w:rFonts w:ascii="Aptos" w:eastAsia="Aptos" w:hAnsi="Aptos" w:cs="Aptos"/>
-          <w:color w:val="000000" w:themeColor="text1"/>
-          <w:sz w:val="22"/>
-          <w:szCs w:val="22"/>
-        </w:rPr>
-        <w:t xml:space="preserve"> </w:t>
-      </w:r>
-      <w:r>
-        <w:rPr>
-          <w:rFonts w:ascii="Aptos" w:eastAsia="Aptos" w:hAnsi="Aptos" w:cs="Mangal"/>
-          <w:color w:val="000000" w:themeColor="text1"/>
-          <w:sz w:val="22"/>
-          <w:szCs w:val="22"/>
-          <w:cs/>
-          <w:lang w:bidi="hi-IN"/>
-        </w:rPr>
-        <w:t>यादृच्छिक</w:t>
-      </w:r>
-      <w:r>
-        <w:rPr>
-          <w:rFonts w:ascii="Aptos" w:eastAsia="Aptos" w:hAnsi="Aptos" w:cs="Aptos"/>
-          <w:color w:val="000000" w:themeColor="text1"/>
-          <w:sz w:val="22"/>
-          <w:szCs w:val="22"/>
-        </w:rPr>
-        <w:t xml:space="preserve"> </w:t>
-      </w:r>
-      <w:r>
-        <w:rPr>
-          <w:rFonts w:ascii="Aptos" w:eastAsia="Aptos" w:hAnsi="Aptos" w:cs="Mangal"/>
-          <w:color w:val="000000" w:themeColor="text1"/>
-          <w:sz w:val="22"/>
-          <w:szCs w:val="22"/>
-          <w:cs/>
-          <w:lang w:bidi="hi-IN"/>
-        </w:rPr>
-        <w:t>रूप</w:t>
-      </w:r>
-      <w:r>
-        <w:rPr>
-          <w:rFonts w:ascii="Aptos" w:eastAsia="Aptos" w:hAnsi="Aptos" w:cs="Aptos"/>
-          <w:color w:val="000000" w:themeColor="text1"/>
-          <w:sz w:val="22"/>
-          <w:szCs w:val="22"/>
-        </w:rPr>
-        <w:t xml:space="preserve"> </w:t>
-      </w:r>
-      <w:r>
-        <w:rPr>
-          <w:rFonts w:ascii="Aptos" w:eastAsia="Aptos" w:hAnsi="Aptos" w:cs="Mangal"/>
-          <w:color w:val="000000" w:themeColor="text1"/>
-          <w:sz w:val="22"/>
-          <w:szCs w:val="22"/>
-          <w:cs/>
-          <w:lang w:bidi="hi-IN"/>
-        </w:rPr>
-        <w:t>से</w:t>
-      </w:r>
-      <w:r>
-        <w:rPr>
-          <w:rFonts w:ascii="Aptos" w:eastAsia="Aptos" w:hAnsi="Aptos" w:cs="Aptos"/>
-          <w:color w:val="000000" w:themeColor="text1"/>
-          <w:sz w:val="22"/>
-          <w:szCs w:val="22"/>
-        </w:rPr>
-        <w:t xml:space="preserve"> </w:t>
-      </w:r>
-      <w:r>
-        <w:rPr>
-          <w:rFonts w:ascii="Aptos" w:eastAsia="Aptos" w:hAnsi="Aptos" w:cs="Mangal"/>
-          <w:color w:val="000000" w:themeColor="text1"/>
-          <w:sz w:val="22"/>
-          <w:szCs w:val="22"/>
-          <w:cs/>
-          <w:lang w:bidi="hi-IN"/>
-        </w:rPr>
-        <w:t>किया</w:t>
-      </w:r>
-      <w:r>
-        <w:rPr>
-          <w:rFonts w:ascii="Aptos" w:eastAsia="Aptos" w:hAnsi="Aptos" w:cs="Aptos"/>
-          <w:color w:val="000000" w:themeColor="text1"/>
-          <w:sz w:val="22"/>
-          <w:szCs w:val="22"/>
-        </w:rPr>
-        <w:t xml:space="preserve"> </w:t>
-      </w:r>
-      <w:r>
-        <w:rPr>
-          <w:rFonts w:ascii="Aptos" w:eastAsia="Aptos" w:hAnsi="Aptos" w:cs="Mangal"/>
-          <w:color w:val="000000" w:themeColor="text1"/>
-          <w:sz w:val="22"/>
-          <w:szCs w:val="22"/>
-          <w:cs/>
-          <w:lang w:bidi="hi-IN"/>
-        </w:rPr>
-        <w:t>जाएगा।</w:t>
-      </w:r>
-      <w:r>
-        <w:rPr>
-          <w:rFonts w:ascii="Aptos" w:eastAsia="Aptos" w:hAnsi="Aptos" w:cs="Aptos"/>
-          <w:color w:val="000000" w:themeColor="text1"/>
-          <w:sz w:val="22"/>
-          <w:szCs w:val="22"/>
-        </w:rPr>
-        <w:t xml:space="preserve"> </w:t>
-      </w:r>
-      <w:r>
-        <w:rPr>
-          <w:rFonts w:ascii="Aptos" w:eastAsia="Aptos" w:hAnsi="Aptos" w:cs="Mangal"/>
-          <w:color w:val="000000" w:themeColor="text1"/>
-          <w:sz w:val="22"/>
-          <w:szCs w:val="22"/>
-          <w:cs/>
-          <w:lang w:bidi="hi-IN"/>
-        </w:rPr>
-        <w:t>एमआरआई</w:t>
-      </w:r>
-      <w:r>
-        <w:rPr>
-          <w:rFonts w:ascii="Aptos" w:eastAsia="Aptos" w:hAnsi="Aptos" w:cs="Aptos"/>
-          <w:color w:val="000000" w:themeColor="text1"/>
-          <w:sz w:val="22"/>
-          <w:szCs w:val="22"/>
-        </w:rPr>
-        <w:t xml:space="preserve"> </w:t>
-      </w:r>
-      <w:r>
-        <w:rPr>
-          <w:rFonts w:ascii="Aptos" w:eastAsia="Aptos" w:hAnsi="Aptos" w:cs="Mangal"/>
-          <w:color w:val="000000" w:themeColor="text1"/>
-          <w:sz w:val="22"/>
-          <w:szCs w:val="22"/>
-          <w:cs/>
-          <w:lang w:bidi="hi-IN"/>
-        </w:rPr>
-        <w:t>मस्तिष्क</w:t>
-      </w:r>
-      <w:r>
-        <w:rPr>
-          <w:rFonts w:ascii="Aptos" w:eastAsia="Aptos" w:hAnsi="Aptos" w:cs="Aptos"/>
-          <w:color w:val="000000" w:themeColor="text1"/>
-          <w:sz w:val="22"/>
-          <w:szCs w:val="22"/>
-        </w:rPr>
-        <w:t xml:space="preserve"> </w:t>
-      </w:r>
-      <w:r>
-        <w:rPr>
-          <w:rFonts w:ascii="Aptos" w:eastAsia="Aptos" w:hAnsi="Aptos" w:cs="Mangal"/>
-          <w:color w:val="000000" w:themeColor="text1"/>
-          <w:sz w:val="22"/>
-          <w:szCs w:val="22"/>
-          <w:cs/>
-          <w:lang w:bidi="hi-IN"/>
-        </w:rPr>
-        <w:t>एक</w:t>
-      </w:r>
-      <w:r>
-        <w:rPr>
-          <w:rFonts w:ascii="Aptos" w:eastAsia="Aptos" w:hAnsi="Aptos" w:cs="Aptos"/>
-          <w:color w:val="000000" w:themeColor="text1"/>
-          <w:sz w:val="22"/>
-          <w:szCs w:val="22"/>
-        </w:rPr>
-        <w:t xml:space="preserve"> </w:t>
-      </w:r>
-      <w:r>
-        <w:rPr>
-          <w:rFonts w:ascii="Aptos" w:eastAsia="Aptos" w:hAnsi="Aptos" w:cs="Mangal"/>
-          <w:color w:val="000000" w:themeColor="text1"/>
-          <w:sz w:val="22"/>
-          <w:szCs w:val="22"/>
-          <w:cs/>
-          <w:lang w:bidi="hi-IN"/>
-        </w:rPr>
-        <w:t>अपेक्षाकृत</w:t>
-      </w:r>
-      <w:r>
-        <w:rPr>
-          <w:rFonts w:ascii="Aptos" w:eastAsia="Aptos" w:hAnsi="Aptos" w:cs="Aptos"/>
-          <w:color w:val="000000" w:themeColor="text1"/>
-          <w:sz w:val="22"/>
-          <w:szCs w:val="22"/>
-        </w:rPr>
-        <w:t xml:space="preserve"> </w:t>
-      </w:r>
-      <w:r>
-        <w:rPr>
-          <w:rFonts w:ascii="Aptos" w:eastAsia="Aptos" w:hAnsi="Aptos" w:cs="Mangal"/>
-          <w:color w:val="000000" w:themeColor="text1"/>
-          <w:sz w:val="22"/>
-          <w:szCs w:val="22"/>
-          <w:cs/>
-          <w:lang w:bidi="hi-IN"/>
-        </w:rPr>
-        <w:t>सुरक्षित</w:t>
-      </w:r>
-      <w:r>
-        <w:rPr>
-          <w:rFonts w:ascii="Aptos" w:eastAsia="Aptos" w:hAnsi="Aptos" w:cs="Aptos"/>
-          <w:color w:val="000000" w:themeColor="text1"/>
-          <w:sz w:val="22"/>
-          <w:szCs w:val="22"/>
-        </w:rPr>
-        <w:t xml:space="preserve"> </w:t>
-      </w:r>
-      <w:r>
-        <w:rPr>
-          <w:rFonts w:ascii="Aptos" w:eastAsia="Aptos" w:hAnsi="Aptos" w:cs="Mangal"/>
-          <w:color w:val="000000" w:themeColor="text1"/>
-          <w:sz w:val="22"/>
-          <w:szCs w:val="22"/>
-          <w:cs/>
-          <w:lang w:bidi="hi-IN"/>
-        </w:rPr>
-        <w:t>जांच</w:t>
-      </w:r>
-      <w:r>
-        <w:rPr>
-          <w:rFonts w:ascii="Aptos" w:eastAsia="Aptos" w:hAnsi="Aptos" w:cs="Aptos"/>
-          <w:color w:val="000000" w:themeColor="text1"/>
-          <w:sz w:val="22"/>
-          <w:szCs w:val="22"/>
-        </w:rPr>
-        <w:t xml:space="preserve"> </w:t>
-      </w:r>
-      <w:r>
-        <w:rPr>
-          <w:rFonts w:ascii="Aptos" w:eastAsia="Aptos" w:hAnsi="Aptos" w:cs="Mangal"/>
-          <w:color w:val="000000" w:themeColor="text1"/>
-          <w:sz w:val="22"/>
-          <w:szCs w:val="22"/>
-          <w:cs/>
-          <w:lang w:bidi="hi-IN"/>
-        </w:rPr>
         <w:t>है</w:t>
       </w:r>
       <w:r>
@@ -18707,6 +18268,8 @@
         </w:rPr>
         <w:t xml:space="preserve"> </w:t>
       </w:r>
+      <w:bookmarkStart w:id="0" w:name="_GoBack"/>
+      <w:bookmarkEnd w:id="0"/>
     </w:p>
     <w:p>
       <w:pPr>
@@ -33828,8 +33391,6 @@
           <w:szCs w:val="22"/>
         </w:rPr>
       </w:pPr>
-      <w:bookmarkStart w:id="0" w:name="_GoBack"/>
-      <w:bookmarkEnd w:id="0"/>
     </w:p>
     <w:p>
       <w:pPr>
@@ -38069,19 +37630,8 @@
           <w:sz w:val="22"/>
           <w:szCs w:val="22"/>
         </w:rPr>
-        <w:t xml:space="preserve"> -</w:t>
-      </w:r>
-      <w:proofErr w:type="gramStart"/>
-      <w:r>
-        <w:rPr>
-          <w:rFonts w:ascii="Arial" w:eastAsia="Arial" w:hAnsi="Arial" w:cs="Arial"/>
-          <w:color w:val="000000" w:themeColor="text1"/>
-          <w:sz w:val="22"/>
-          <w:szCs w:val="22"/>
-        </w:rPr>
-        <w:t>2 ....................</w:t>
-      </w:r>
-      <w:proofErr w:type="gramEnd"/>
+        <w:t xml:space="preserve"> -2 ....................</w:t>
+      </w:r>
     </w:p>
     <w:p>
       <w:pPr>
